--- a/docs/WKU_MGS3001.docx
+++ b/docs/WKU_MGS3001.docx
@@ -31,7 +31,7 @@
         <w:pStyle w:val="Date"/>
       </w:pPr>
       <w:r>
-        <w:t xml:space="preserve">Sat, 1 March 2025</w:t>
+        <w:t xml:space="preserve">Mon, 3 March 2025</w:t>
       </w:r>
     </w:p>
     <w:bookmarkStart w:id="21" w:name="student-performance"/>

--- a/docs/WKU_MGS3001.docx
+++ b/docs/WKU_MGS3001.docx
@@ -31,7 +31,7 @@
         <w:pStyle w:val="Date"/>
       </w:pPr>
       <w:r>
-        <w:t xml:space="preserve">Mon, 3 March 2025</w:t>
+        <w:t xml:space="preserve">Sun, 9 March 2025</w:t>
       </w:r>
     </w:p>
     <w:bookmarkStart w:id="21" w:name="student-performance"/>

--- a/docs/WKU_MGS3001.docx
+++ b/docs/WKU_MGS3001.docx
@@ -31,7 +31,7 @@
         <w:pStyle w:val="Date"/>
       </w:pPr>
       <w:r>
-        <w:t xml:space="preserve">Sun, 9 March 2025</w:t>
+        <w:t xml:space="preserve">Tue, 11 March 2025</w:t>
       </w:r>
     </w:p>
     <w:bookmarkStart w:id="21" w:name="student-performance"/>
@@ -154,6 +154,96 @@
       </w:hyperlink>
     </w:p>
     <w:bookmarkEnd w:id="35"/>
+    <w:bookmarkStart w:id="37" w:name="chapter3-lecture-note"/>
+    <w:p>
+      <w:pPr>
+        <w:pStyle w:val="Heading3"/>
+      </w:pPr>
+      <w:hyperlink r:id="rId36">
+        <w:r>
+          <w:rPr>
+            <w:rStyle w:val="Hyperlink"/>
+          </w:rPr>
+          <w:t xml:space="preserve">Chapter3 Lecture Note</w:t>
+        </w:r>
+      </w:hyperlink>
+    </w:p>
+    <w:bookmarkEnd w:id="37"/>
+    <w:bookmarkStart w:id="39" w:name="chapter3-slide"/>
+    <w:p>
+      <w:pPr>
+        <w:pStyle w:val="Heading3"/>
+      </w:pPr>
+      <w:hyperlink r:id="rId38">
+        <w:r>
+          <w:rPr>
+            <w:rStyle w:val="Hyperlink"/>
+          </w:rPr>
+          <w:t xml:space="preserve">Chapter3 Slide</w:t>
+        </w:r>
+      </w:hyperlink>
+    </w:p>
+    <w:bookmarkEnd w:id="39"/>
+    <w:bookmarkStart w:id="41" w:name="chapter3-lecture-notebook---python"/>
+    <w:p>
+      <w:pPr>
+        <w:pStyle w:val="Heading3"/>
+      </w:pPr>
+      <w:hyperlink r:id="rId40">
+        <w:r>
+          <w:rPr>
+            <w:rStyle w:val="Hyperlink"/>
+          </w:rPr>
+          <w:t xml:space="preserve">Chapter3 Lecture Notebook - Python</w:t>
+        </w:r>
+      </w:hyperlink>
+    </w:p>
+    <w:bookmarkEnd w:id="41"/>
+    <w:bookmarkStart w:id="43" w:name="chapter4-lecture-note"/>
+    <w:p>
+      <w:pPr>
+        <w:pStyle w:val="Heading3"/>
+      </w:pPr>
+      <w:hyperlink r:id="rId42">
+        <w:r>
+          <w:rPr>
+            <w:rStyle w:val="Hyperlink"/>
+          </w:rPr>
+          <w:t xml:space="preserve">Chapter4 Lecture Note</w:t>
+        </w:r>
+      </w:hyperlink>
+    </w:p>
+    <w:bookmarkEnd w:id="43"/>
+    <w:bookmarkStart w:id="45" w:name="chapter4-slide"/>
+    <w:p>
+      <w:pPr>
+        <w:pStyle w:val="Heading3"/>
+      </w:pPr>
+      <w:hyperlink r:id="rId44">
+        <w:r>
+          <w:rPr>
+            <w:rStyle w:val="Hyperlink"/>
+          </w:rPr>
+          <w:t xml:space="preserve">Chapter4 Slide</w:t>
+        </w:r>
+      </w:hyperlink>
+    </w:p>
+    <w:bookmarkEnd w:id="45"/>
+    <w:bookmarkStart w:id="47" w:name="chapter4-lecture-notebook---python"/>
+    <w:p>
+      <w:pPr>
+        <w:pStyle w:val="Heading3"/>
+      </w:pPr>
+      <w:hyperlink r:id="rId46">
+        <w:r>
+          <w:rPr>
+            <w:rStyle w:val="Hyperlink"/>
+          </w:rPr>
+          <w:t xml:space="preserve">Chapter4 Lecture Notebook - Python</w:t>
+        </w:r>
+      </w:hyperlink>
+    </w:p>
+    <w:bookmarkEnd w:id="47"/>
     <w:sectPr/>
   </w:body>
 </w:document>

--- a/docs/WKU_MGS3001.docx
+++ b/docs/WKU_MGS3001.docx
@@ -31,7 +31,7 @@
         <w:pStyle w:val="Date"/>
       </w:pPr>
       <w:r>
-        <w:t xml:space="preserve">Tue, 11 March 2025</w:t>
+        <w:t xml:space="preserve">Thu, 13 March 2025</w:t>
       </w:r>
     </w:p>
     <w:bookmarkStart w:id="21" w:name="student-performance"/>

--- a/docs/WKU_MGS3001.docx
+++ b/docs/WKU_MGS3001.docx
@@ -31,7 +31,7 @@
         <w:pStyle w:val="Date"/>
       </w:pPr>
       <w:r>
-        <w:t xml:space="preserve">Thu, 13 March 2025</w:t>
+        <w:t xml:space="preserve">Fri, 21 March 2025</w:t>
       </w:r>
     </w:p>
     <w:bookmarkStart w:id="21" w:name="student-performance"/>
@@ -244,6 +244,51 @@
       </w:hyperlink>
     </w:p>
     <w:bookmarkEnd w:id="47"/>
+    <w:bookmarkStart w:id="49" w:name="chapter5-lecture-note"/>
+    <w:p>
+      <w:pPr>
+        <w:pStyle w:val="Heading3"/>
+      </w:pPr>
+      <w:hyperlink r:id="rId48">
+        <w:r>
+          <w:rPr>
+            <w:rStyle w:val="Hyperlink"/>
+          </w:rPr>
+          <w:t xml:space="preserve">Chapter5 Lecture Note</w:t>
+        </w:r>
+      </w:hyperlink>
+    </w:p>
+    <w:bookmarkEnd w:id="49"/>
+    <w:bookmarkStart w:id="51" w:name="chapter5-slide"/>
+    <w:p>
+      <w:pPr>
+        <w:pStyle w:val="Heading3"/>
+      </w:pPr>
+      <w:hyperlink r:id="rId50">
+        <w:r>
+          <w:rPr>
+            <w:rStyle w:val="Hyperlink"/>
+          </w:rPr>
+          <w:t xml:space="preserve">Chapter5 Slide</w:t>
+        </w:r>
+      </w:hyperlink>
+    </w:p>
+    <w:bookmarkEnd w:id="51"/>
+    <w:bookmarkStart w:id="53" w:name="chapter5-lecture-notebook---python"/>
+    <w:p>
+      <w:pPr>
+        <w:pStyle w:val="Heading3"/>
+      </w:pPr>
+      <w:hyperlink r:id="rId52">
+        <w:r>
+          <w:rPr>
+            <w:rStyle w:val="Hyperlink"/>
+          </w:rPr>
+          <w:t xml:space="preserve">Chapter5 Lecture Notebook - Python</w:t>
+        </w:r>
+      </w:hyperlink>
+    </w:p>
+    <w:bookmarkEnd w:id="53"/>
     <w:sectPr/>
   </w:body>
 </w:document>

--- a/docs/WKU_MGS3001.docx
+++ b/docs/WKU_MGS3001.docx
@@ -31,7 +31,16 @@
         <w:pStyle w:val="Date"/>
       </w:pPr>
       <w:r>
-        <w:t xml:space="preserve">Fri, 21 March 2025</w:t>
+        <w:t xml:space="preserve">Sat, 22 March 2025</w:t>
+      </w:r>
+    </w:p>
+    <w:bookmarkStart w:id="24" w:name="course-material"/>
+    <w:p>
+      <w:pPr>
+        <w:pStyle w:val="Heading2"/>
+      </w:pPr>
+      <w:r>
+        <w:t xml:space="preserve">Course Material</w:t>
       </w:r>
     </w:p>
     <w:bookmarkStart w:id="21" w:name="student-performance"/>
@@ -64,12 +73,22 @@
       </w:hyperlink>
     </w:p>
     <w:bookmarkEnd w:id="23"/>
-    <w:bookmarkStart w:id="25" w:name="chapter1-lecture-note"/>
+    <w:bookmarkEnd w:id="24"/>
+    <w:bookmarkStart w:id="31" w:name="chapter1"/>
+    <w:p>
+      <w:pPr>
+        <w:pStyle w:val="Heading2"/>
+      </w:pPr>
+      <w:r>
+        <w:t xml:space="preserve">Chapter1</w:t>
+      </w:r>
+    </w:p>
+    <w:bookmarkStart w:id="26" w:name="chapter1-lecture-note"/>
     <w:p>
       <w:pPr>
         <w:pStyle w:val="Heading3"/>
       </w:pPr>
-      <w:hyperlink r:id="rId24">
+      <w:hyperlink r:id="rId25">
         <w:r>
           <w:rPr>
             <w:rStyle w:val="Hyperlink"/>
@@ -78,13 +97,13 @@
         </w:r>
       </w:hyperlink>
     </w:p>
-    <w:bookmarkEnd w:id="25"/>
-    <w:bookmarkStart w:id="27" w:name="chapter1-slide"/>
+    <w:bookmarkEnd w:id="26"/>
+    <w:bookmarkStart w:id="28" w:name="chapter1-slide"/>
     <w:p>
       <w:pPr>
         <w:pStyle w:val="Heading3"/>
       </w:pPr>
-      <w:hyperlink r:id="rId26">
+      <w:hyperlink r:id="rId27">
         <w:r>
           <w:rPr>
             <w:rStyle w:val="Hyperlink"/>
@@ -93,13 +112,13 @@
         </w:r>
       </w:hyperlink>
     </w:p>
-    <w:bookmarkEnd w:id="27"/>
-    <w:bookmarkStart w:id="29" w:name="chapter1-lecture-notebook---python"/>
+    <w:bookmarkEnd w:id="28"/>
+    <w:bookmarkStart w:id="30" w:name="chapter1-lecture-notebook---python"/>
     <w:p>
       <w:pPr>
         <w:pStyle w:val="Heading3"/>
       </w:pPr>
-      <w:hyperlink r:id="rId28">
+      <w:hyperlink r:id="rId29">
         <w:r>
           <w:rPr>
             <w:rStyle w:val="Hyperlink"/>
@@ -108,13 +127,23 @@
         </w:r>
       </w:hyperlink>
     </w:p>
-    <w:bookmarkEnd w:id="29"/>
-    <w:bookmarkStart w:id="31" w:name="chapter2-lecture-note"/>
+    <w:bookmarkEnd w:id="30"/>
+    <w:bookmarkEnd w:id="31"/>
+    <w:bookmarkStart w:id="38" w:name="chapter2"/>
+    <w:p>
+      <w:pPr>
+        <w:pStyle w:val="Heading2"/>
+      </w:pPr>
+      <w:r>
+        <w:t xml:space="preserve">Chapter2</w:t>
+      </w:r>
+    </w:p>
+    <w:bookmarkStart w:id="33" w:name="chapter2-lecture-note"/>
     <w:p>
       <w:pPr>
         <w:pStyle w:val="Heading3"/>
       </w:pPr>
-      <w:hyperlink r:id="rId30">
+      <w:hyperlink r:id="rId32">
         <w:r>
           <w:rPr>
             <w:rStyle w:val="Hyperlink"/>
@@ -123,13 +152,13 @@
         </w:r>
       </w:hyperlink>
     </w:p>
-    <w:bookmarkEnd w:id="31"/>
-    <w:bookmarkStart w:id="33" w:name="chapter2-slide"/>
+    <w:bookmarkEnd w:id="33"/>
+    <w:bookmarkStart w:id="35" w:name="chapter2-slide"/>
     <w:p>
       <w:pPr>
         <w:pStyle w:val="Heading3"/>
       </w:pPr>
-      <w:hyperlink r:id="rId32">
+      <w:hyperlink r:id="rId34">
         <w:r>
           <w:rPr>
             <w:rStyle w:val="Hyperlink"/>
@@ -138,13 +167,13 @@
         </w:r>
       </w:hyperlink>
     </w:p>
-    <w:bookmarkEnd w:id="33"/>
-    <w:bookmarkStart w:id="35" w:name="chapter2-lecture-notebook---python"/>
+    <w:bookmarkEnd w:id="35"/>
+    <w:bookmarkStart w:id="37" w:name="chapter2-lecture-notebook---python"/>
     <w:p>
       <w:pPr>
         <w:pStyle w:val="Heading3"/>
       </w:pPr>
-      <w:hyperlink r:id="rId34">
+      <w:hyperlink r:id="rId36">
         <w:r>
           <w:rPr>
             <w:rStyle w:val="Hyperlink"/>
@@ -153,13 +182,23 @@
         </w:r>
       </w:hyperlink>
     </w:p>
-    <w:bookmarkEnd w:id="35"/>
-    <w:bookmarkStart w:id="37" w:name="chapter3-lecture-note"/>
+    <w:bookmarkEnd w:id="37"/>
+    <w:bookmarkEnd w:id="38"/>
+    <w:bookmarkStart w:id="45" w:name="chapter3"/>
+    <w:p>
+      <w:pPr>
+        <w:pStyle w:val="Heading2"/>
+      </w:pPr>
+      <w:r>
+        <w:t xml:space="preserve">Chapter3</w:t>
+      </w:r>
+    </w:p>
+    <w:bookmarkStart w:id="40" w:name="chapter3-lecture-note"/>
     <w:p>
       <w:pPr>
         <w:pStyle w:val="Heading3"/>
       </w:pPr>
-      <w:hyperlink r:id="rId36">
+      <w:hyperlink r:id="rId39">
         <w:r>
           <w:rPr>
             <w:rStyle w:val="Hyperlink"/>
@@ -168,13 +207,13 @@
         </w:r>
       </w:hyperlink>
     </w:p>
-    <w:bookmarkEnd w:id="37"/>
-    <w:bookmarkStart w:id="39" w:name="chapter3-slide"/>
+    <w:bookmarkEnd w:id="40"/>
+    <w:bookmarkStart w:id="42" w:name="chapter3-slide"/>
     <w:p>
       <w:pPr>
         <w:pStyle w:val="Heading3"/>
       </w:pPr>
-      <w:hyperlink r:id="rId38">
+      <w:hyperlink r:id="rId41">
         <w:r>
           <w:rPr>
             <w:rStyle w:val="Hyperlink"/>
@@ -183,13 +222,13 @@
         </w:r>
       </w:hyperlink>
     </w:p>
-    <w:bookmarkEnd w:id="39"/>
-    <w:bookmarkStart w:id="41" w:name="chapter3-lecture-notebook---python"/>
+    <w:bookmarkEnd w:id="42"/>
+    <w:bookmarkStart w:id="44" w:name="chapter3-lecture-notebook---python"/>
     <w:p>
       <w:pPr>
         <w:pStyle w:val="Heading3"/>
       </w:pPr>
-      <w:hyperlink r:id="rId40">
+      <w:hyperlink r:id="rId43">
         <w:r>
           <w:rPr>
             <w:rStyle w:val="Hyperlink"/>
@@ -198,13 +237,23 @@
         </w:r>
       </w:hyperlink>
     </w:p>
-    <w:bookmarkEnd w:id="41"/>
-    <w:bookmarkStart w:id="43" w:name="chapter4-lecture-note"/>
+    <w:bookmarkEnd w:id="44"/>
+    <w:bookmarkEnd w:id="45"/>
+    <w:bookmarkStart w:id="52" w:name="chapter4"/>
+    <w:p>
+      <w:pPr>
+        <w:pStyle w:val="Heading2"/>
+      </w:pPr>
+      <w:r>
+        <w:t xml:space="preserve">Chapter4</w:t>
+      </w:r>
+    </w:p>
+    <w:bookmarkStart w:id="47" w:name="chapter4-lecture-note"/>
     <w:p>
       <w:pPr>
         <w:pStyle w:val="Heading3"/>
       </w:pPr>
-      <w:hyperlink r:id="rId42">
+      <w:hyperlink r:id="rId46">
         <w:r>
           <w:rPr>
             <w:rStyle w:val="Hyperlink"/>
@@ -213,13 +262,13 @@
         </w:r>
       </w:hyperlink>
     </w:p>
-    <w:bookmarkEnd w:id="43"/>
-    <w:bookmarkStart w:id="45" w:name="chapter4-slide"/>
+    <w:bookmarkEnd w:id="47"/>
+    <w:bookmarkStart w:id="49" w:name="chapter4-slide"/>
     <w:p>
       <w:pPr>
         <w:pStyle w:val="Heading3"/>
       </w:pPr>
-      <w:hyperlink r:id="rId44">
+      <w:hyperlink r:id="rId48">
         <w:r>
           <w:rPr>
             <w:rStyle w:val="Hyperlink"/>
@@ -228,13 +277,13 @@
         </w:r>
       </w:hyperlink>
     </w:p>
-    <w:bookmarkEnd w:id="45"/>
-    <w:bookmarkStart w:id="47" w:name="chapter4-lecture-notebook---python"/>
+    <w:bookmarkEnd w:id="49"/>
+    <w:bookmarkStart w:id="51" w:name="chapter4-lecture-notebook---python"/>
     <w:p>
       <w:pPr>
         <w:pStyle w:val="Heading3"/>
       </w:pPr>
-      <w:hyperlink r:id="rId46">
+      <w:hyperlink r:id="rId50">
         <w:r>
           <w:rPr>
             <w:rStyle w:val="Hyperlink"/>
@@ -243,13 +292,23 @@
         </w:r>
       </w:hyperlink>
     </w:p>
-    <w:bookmarkEnd w:id="47"/>
-    <w:bookmarkStart w:id="49" w:name="chapter5-lecture-note"/>
+    <w:bookmarkEnd w:id="51"/>
+    <w:bookmarkEnd w:id="52"/>
+    <w:bookmarkStart w:id="59" w:name="chapter5"/>
+    <w:p>
+      <w:pPr>
+        <w:pStyle w:val="Heading2"/>
+      </w:pPr>
+      <w:r>
+        <w:t xml:space="preserve">Chapter5</w:t>
+      </w:r>
+    </w:p>
+    <w:bookmarkStart w:id="54" w:name="chapter5-lecture-note"/>
     <w:p>
       <w:pPr>
         <w:pStyle w:val="Heading3"/>
       </w:pPr>
-      <w:hyperlink r:id="rId48">
+      <w:hyperlink r:id="rId53">
         <w:r>
           <w:rPr>
             <w:rStyle w:val="Hyperlink"/>
@@ -258,13 +317,13 @@
         </w:r>
       </w:hyperlink>
     </w:p>
-    <w:bookmarkEnd w:id="49"/>
-    <w:bookmarkStart w:id="51" w:name="chapter5-slide"/>
+    <w:bookmarkEnd w:id="54"/>
+    <w:bookmarkStart w:id="56" w:name="chapter5-slide"/>
     <w:p>
       <w:pPr>
         <w:pStyle w:val="Heading3"/>
       </w:pPr>
-      <w:hyperlink r:id="rId50">
+      <w:hyperlink r:id="rId55">
         <w:r>
           <w:rPr>
             <w:rStyle w:val="Hyperlink"/>
@@ -273,13 +332,13 @@
         </w:r>
       </w:hyperlink>
     </w:p>
-    <w:bookmarkEnd w:id="51"/>
-    <w:bookmarkStart w:id="53" w:name="chapter5-lecture-notebook---python"/>
+    <w:bookmarkEnd w:id="56"/>
+    <w:bookmarkStart w:id="58" w:name="chapter5-lecture-notebook---python"/>
     <w:p>
       <w:pPr>
         <w:pStyle w:val="Heading3"/>
       </w:pPr>
-      <w:hyperlink r:id="rId52">
+      <w:hyperlink r:id="rId57">
         <w:r>
           <w:rPr>
             <w:rStyle w:val="Hyperlink"/>
@@ -288,7 +347,8 @@
         </w:r>
       </w:hyperlink>
     </w:p>
-    <w:bookmarkEnd w:id="53"/>
+    <w:bookmarkEnd w:id="58"/>
+    <w:bookmarkEnd w:id="59"/>
     <w:sectPr/>
   </w:body>
 </w:document>

--- a/docs/WKU_MGS3001.docx
+++ b/docs/WKU_MGS3001.docx
@@ -7,117 +7,31 @@
         <w:pStyle w:val="Title"/>
       </w:pPr>
       <w:r>
-        <w:t xml:space="preserve">MGS3001:</w:t>
+        <w:t xml:space="preserve">MGS3001: Python Programming for Business @ Wenzhou-Kean Unversity</w:t>
       </w:r>
+    </w:p>
+    <w:p>
+      <w:pPr>
+        <w:pStyle w:val="Subtitle"/>
+      </w:pPr>
       <w:r>
-        <w:t xml:space="preserve"> </w:t>
+        <w:t xml:space="preserve">2025, Spring</w:t>
       </w:r>
+    </w:p>
+    <w:p>
+      <w:pPr>
+        <w:pStyle w:val="Author"/>
+      </w:pPr>
       <w:r>
-        <w:t xml:space="preserve">Python</w:t>
+        <w:t xml:space="preserve">Chad (Chungil Chae)</w:t>
       </w:r>
+    </w:p>
+    <w:p>
+      <w:pPr>
+        <w:pStyle w:val="Date"/>
+      </w:pPr>
       <w:r>
-        <w:t xml:space="preserve"> </w:t>
-      </w:r>
-      <w:r>
-        <w:t xml:space="preserve">Programming</w:t>
-      </w:r>
-      <w:r>
-        <w:t xml:space="preserve"> </w:t>
-      </w:r>
-      <w:r>
-        <w:t xml:space="preserve">for</w:t>
-      </w:r>
-      <w:r>
-        <w:t xml:space="preserve"> </w:t>
-      </w:r>
-      <w:r>
-        <w:t xml:space="preserve">Business</w:t>
-      </w:r>
-      <w:r>
-        <w:t xml:space="preserve"> </w:t>
-      </w:r>
-      <w:r>
-        <w:t xml:space="preserve">@</w:t>
-      </w:r>
-      <w:r>
-        <w:t xml:space="preserve"> </w:t>
-      </w:r>
-      <w:r>
-        <w:t xml:space="preserve">Wenzhou-Kean</w:t>
-      </w:r>
-      <w:r>
-        <w:t xml:space="preserve"> </w:t>
-      </w:r>
-      <w:r>
-        <w:t xml:space="preserve">Unversity</w:t>
-      </w:r>
-    </w:p>
-    <w:p>
-      <w:pPr>
-        <w:pStyle w:val="Subtitle"/>
-      </w:pPr>
-      <w:r>
-        <w:t xml:space="preserve">2025,</w:t>
-      </w:r>
-      <w:r>
-        <w:t xml:space="preserve"> </w:t>
-      </w:r>
-      <w:r>
-        <w:t xml:space="preserve">Spring</w:t>
-      </w:r>
-    </w:p>
-    <w:p>
-      <w:pPr>
-        <w:pStyle w:val="Author"/>
-      </w:pPr>
-      <w:r>
-        <w:t xml:space="preserve">Chad</w:t>
-      </w:r>
-      <w:r>
-        <w:t xml:space="preserve"> </w:t>
-      </w:r>
-      <w:r>
-        <w:t xml:space="preserve">(Chungil</w:t>
-      </w:r>
-      <w:r>
-        <w:t xml:space="preserve"> </w:t>
-      </w:r>
-      <w:r>
-        <w:t xml:space="preserve">Chae)</w:t>
-      </w:r>
-    </w:p>
-    <w:p>
-      <w:pPr>
-        <w:pStyle w:val="Date"/>
-      </w:pPr>
-      <w:r>
-        <w:t xml:space="preserve">Sun,</w:t>
-      </w:r>
-      <w:r>
-        <w:t xml:space="preserve"> </w:t>
-      </w:r>
-      <w:r>
-        <w:t xml:space="preserve">25</w:t>
-      </w:r>
-      <w:r>
-        <w:t xml:space="preserve"> </w:t>
-      </w:r>
-      <w:r>
-        <w:t xml:space="preserve">May</w:t>
-      </w:r>
-      <w:r>
-        <w:t xml:space="preserve"> </w:t>
-      </w:r>
-      <w:r>
-        <w:t xml:space="preserve">2025</w:t>
-      </w:r>
-    </w:p>
-    <w:p>
-      <w:pPr>
-        <w:pStyle w:val="AbstractTitle"/>
-      </w:pPr>
-      <w:r>
-        <w:t xml:space="preserve">Abstract</w:t>
+        <w:t xml:space="preserve">Mon, 26 May 2025</w:t>
       </w:r>
     </w:p>
     <w:bookmarkStart w:id="24" w:name="course-material"/>
@@ -1021,7 +935,7 @@
   </w:style>
   <w:style w:styleId="Subtitle" w:type="paragraph">
     <w:name w:val="Subtitle"/>
-    <w:basedOn w:val="Normal"/>
+    <w:basedOn w:val="Title"/>
     <w:next w:val="BodyText"/>
     <w:link w:val="SubtitleChar"/>
     <w:uiPriority w:val="11"/>
@@ -1032,6 +946,19 @@
         <w:ilvl w:val="1"/>
       </w:numPr>
     </w:pPr>
+    <w:rPr>
+      <w:rFonts w:cstheme="majorBidi" w:eastAsiaTheme="majorEastAsia"/>
+      <w:spacing w:val="15"/>
+      <w:sz w:val="28"/>
+      <w:szCs w:val="28"/>
+    </w:rPr>
+  </w:style>
+  <w:style w:customStyle="1" w:styleId="SubtitleChar" w:type="character">
+    <w:name w:val="Subtitle Char"/>
+    <w:basedOn w:val="DefaultParagraphFont"/>
+    <w:link w:val="Subtitle"/>
+    <w:uiPriority w:val="11"/>
+    <w:rsid w:val="00A10FD9"/>
     <w:rPr>
       <w:rFonts w:cstheme="majorBidi" w:eastAsiaTheme="majorEastAsia"/>
       <w:color w:themeColor="text1" w:themeTint="A6" w:val="595959"/>
@@ -1040,20 +967,6 @@
       <w:szCs w:val="28"/>
     </w:rPr>
   </w:style>
-  <w:style w:customStyle="1" w:styleId="SubtitleChar" w:type="character">
-    <w:name w:val="Subtitle Char"/>
-    <w:basedOn w:val="DefaultParagraphFont"/>
-    <w:link w:val="Subtitle"/>
-    <w:uiPriority w:val="11"/>
-    <w:rsid w:val="00A10FD9"/>
-    <w:rPr>
-      <w:rFonts w:cstheme="majorBidi" w:eastAsiaTheme="majorEastAsia"/>
-      <w:color w:themeColor="text1" w:themeTint="A6" w:val="595959"/>
-      <w:spacing w:val="15"/>
-      <w:sz w:val="28"/>
-      <w:szCs w:val="28"/>
-    </w:rPr>
-  </w:style>
   <w:style w:customStyle="1" w:styleId="Author" w:type="paragraph">
     <w:name w:val="Author"/>
     <w:next w:val="BodyText"/>
@@ -1087,7 +1000,6 @@
     </w:pPr>
     <w:rPr>
       <w:b/>
-      <w:color w:val="345A8A"/>
       <w:sz w:val="20"/>
       <w:szCs w:val="20"/>
     </w:rPr>
